--- a/Documentacion/Entregas Base/Documento de registro de definición e identificación del proyecto.docx
+++ b/Documentacion/Entregas Base/Documento de registro de definición e identificación del proyecto.docx
@@ -4663,7 +4663,7 @@
                 <w:szCs w:val="20"/>
                 <w:rtl w:val="0"/>
               </w:rPr>
-              <w:t xml:space="preserve"> (Full-Stack &amp; AI Specialist): Responsable del desarrollo frontend (Next.js + Tailwind CSS), implementación del asistente LOY (arquitectura RAG con pgvector), Web Spider automatizado, interfaz conversacional y experiencia de usuario.</w:t>
+              <w:t xml:space="preserve"> (Full-Stack &amp; AI Specialist): Responsable del desarrollo frontend (React 18 + Vite + Tailwind CSS), implementación del asistente LOY (arquitectura RAG con pgvector), Web Spider automatizado, interfaz conversacional y experiencia de usuario.</w:t>
             </w:r>
           </w:p>
           <w:p>
@@ -5183,7 +5183,7 @@
                 <w:szCs w:val="20"/>
                 <w:rtl w:val="0"/>
               </w:rPr>
-              <w:t xml:space="preserve">Python (Web Spider y procesos de procesamiento de datos)</w:t>
+              <w:t xml:space="preserve">TypeScript/Deno (Web Spider) y JavaScript (scripts de procesamiento de datos)</w:t>
             </w:r>
           </w:p>
           <w:p>
@@ -5242,7 +5242,7 @@
                 <w:szCs w:val="20"/>
                 <w:rtl w:val="0"/>
               </w:rPr>
-              <w:t xml:space="preserve">: Next.js 15 + Tailwind CSS (diseño mobile-first y accesibilidad WCAG 2.1 AA)</w:t>
+              <w:t xml:space="preserve">: React 18 + Vite 6.3.5 + Tailwind CSS v4.1.12 (diseño mobile-first y accesibilidad WCAG 2.1 AA)</w:t>
             </w:r>
           </w:p>
           <w:p>
@@ -5312,7 +5312,7 @@
                 <w:szCs w:val="20"/>
                 <w:rtl w:val="0"/>
               </w:rPr>
-              <w:t xml:space="preserve">: GPT-4o mini + pgvector (embeddings y búsqueda semántica) + Sentence Transformers</w:t>
+              <w:t xml:space="preserve">: GPT-4o mini + pgvector (embeddings hash-based locales y búsqueda semántica)</w:t>
             </w:r>
           </w:p>
           <w:p>
@@ -7769,7 +7769,7 @@
                 <w:szCs w:val="18"/>
                 <w:rtl w:val="0"/>
               </w:rPr>
-              <w:t xml:space="preserve">Python, Supabase Edge Functions</w:t>
+              <w:t xml:space="preserve">TypeScript (Deno), Supabase Edge Functions</w:t>
             </w:r>
           </w:p>
         </w:tc>
@@ -7986,7 +7986,7 @@
                 <w:szCs w:val="18"/>
                 <w:rtl w:val="0"/>
               </w:rPr>
-              <w:t xml:space="preserve">Python, GPT-4o mini, pgvector</w:t>
+              <w:t xml:space="preserve">TypeScript (Deno), GPT-4o mini, pgvector</w:t>
             </w:r>
           </w:p>
         </w:tc>
@@ -11201,7 +11201,7 @@
                 <w:szCs w:val="22"/>
                 <w:rtl w:val="0"/>
               </w:rPr>
-              <w:t xml:space="preserve">Código fuente del frontend con Next.js</w:t>
+              <w:t xml:space="preserve">Código fuente del frontend con React + Vite</w:t>
             </w:r>
           </w:p>
         </w:tc>
@@ -37417,12 +37417,12 @@
         <wp:inline distB="0" distT="0" distL="0" distR="0">
           <wp:extent cx="1869144" cy="498662"/>
           <wp:effectExtent b="0" l="0" r="0" t="0"/>
-          <wp:docPr descr="Texto&#10;&#10;Descripción generada automáticamente con confianza media" id="2106009982" name="image5.jpg"/>
+          <wp:docPr descr="Texto  Descripción generada automáticamente con confianza media" id="2106009982" name="image5.jpg"/>
           <a:graphic>
             <a:graphicData uri="http://schemas.openxmlformats.org/drawingml/2006/picture">
               <pic:pic>
                 <pic:nvPicPr>
-                  <pic:cNvPr descr="Texto&#10;&#10;Descripción generada automáticamente con confianza media" id="0" name="image5.jpg"/>
+                  <pic:cNvPr descr="Texto  Descripción generada automáticamente con confianza media" id="0" name="image5.jpg"/>
                   <pic:cNvPicPr preferRelativeResize="0"/>
                 </pic:nvPicPr>
                 <pic:blipFill>
